--- a/downloads/documents/04 Units/Unit 03 - Human Development and Relationships - Growing Up, Getting Along/Lesson 03.16 - What Parents and Caregivers Do.docx
+++ b/downloads/documents/04 Units/Unit 03 - Human Development and Relationships - Growing Up, Getting Along/Lesson 03.16 - What Parents and Caregivers Do.docx
@@ -371,7 +371,7 @@
         <w:t xml:space="preserve">Vocabulary 03.md</w:t>
       </w:r>
       <w:r>
-        <w:t xml:space="preserve">) for Turkish, Portuguese, and Spanish.</w:t>
+        <w:t xml:space="preserve">) for Spanish.</w:t>
       </w:r>
     </w:p>
     <w:p>
@@ -1209,7 +1209,7 @@
         <w:pStyle w:val="Compact"/>
       </w:pPr>
       <w:r>
-        <w:t xml:space="preserve">ELL: the eight jobs have an icon each on the slides and the handout; the clock uses pictures for the anchors (a sun for wake, a bed for nap, a moon for bedtime); the words caregiver, safety, food, health, love, limits, and money are listed in Turkish, Portuguese, and Spanish on the handout (to be verified by a native speaker); the 211 line is available in many languages and the slide says so.</w:t>
+        <w:t xml:space="preserve">ELL: the eight jobs have an icon each on the slides and the handout; the clock uses pictures for the anchors (a sun for wake, a bed for nap, a moon for bedtime); the words caregiver, safety, food, health, love, limits, and money are listed in Spanish on the handout (to be verified by a native speaker); the 211 line is available in many languages and the slide says so.</w:t>
       </w:r>
     </w:p>
     <w:p>

--- a/downloads/documents/04 Units/Unit 03 - Human Development and Relationships - Growing Up, Getting Along/Lesson 03.16 - What Parents and Caregivers Do.docx
+++ b/downloads/documents/04 Units/Unit 03 - Human Development and Relationships - Growing Up, Getting Along/Lesson 03.16 - What Parents and Caregivers Do.docx
@@ -704,7 +704,7 @@
               <w:t xml:space="preserve"> </w:t>
             </w:r>
             <w:r>
-              <w:t xml:space="preserve">that means no), money (diapers, food, clothes, child care, the doctor), time (all of it). Say the CCO 1. a) line: parenting is unpaid work, and it is the biggest job most adults ever do. Ask which of the eight a 13 year old babysitter does (safety, food, love, limits, time for a few hours) and which they do not (money, health decisions).</w:t>
+              <w:t xml:space="preserve">that means no), money (diapers, food, clothes, child care, the doctor), time (all of it). Say the CCO 1. a) line: parenting is unpaid work, and it is the biggest job most adults ever do. Ask which of the eight a 13 year old babysitter does (safety, food, love, limits, time for a few hours) and which they do not (money, health decisions); teaching is a little of both, and the test key accepts it either way.</w:t>
             </w:r>
           </w:p>
         </w:tc>
